--- a/docs/publish/ChronoBloom_QuickRef.docx
+++ b/docs/publish/ChronoBloom_QuickRef.docx
@@ -2254,61 +2254,7 @@
                 <w:sz w:val="18"/>
                 <w:szCs w:val="18"/>
               </w:rPr>
-              <w:t xml:space="preserve"> clock on an Arduino Nano with a DS3234 RTC and a laser-cut case. In 2020, Mike van der </w:t>
-            </w:r>
-            <w:proofErr w:type="spellStart"/>
-            <w:r>
-              <w:rPr>
-                <w:rFonts w:ascii="Arial" w:eastAsia="Arial" w:hAnsi="Arial" w:cs="Arial"/>
-                <w:color w:val="3A3A3A"/>
-                <w:sz w:val="18"/>
-                <w:szCs w:val="18"/>
-              </w:rPr>
-              <w:t>Sluis</w:t>
-            </w:r>
-            <w:proofErr w:type="spellEnd"/>
-            <w:r>
-              <w:rPr>
-                <w:rFonts w:ascii="Arial" w:eastAsia="Arial" w:hAnsi="Arial" w:cs="Arial"/>
-                <w:color w:val="3A3A3A"/>
-                <w:sz w:val="18"/>
-                <w:szCs w:val="18"/>
-              </w:rPr>
-              <w:t xml:space="preserve"> adapted the STL files for Chinese </w:t>
-            </w:r>
-            <w:proofErr w:type="spellStart"/>
-            <w:r>
-              <w:rPr>
-                <w:rFonts w:ascii="Arial" w:eastAsia="Arial" w:hAnsi="Arial" w:cs="Arial"/>
-                <w:color w:val="3A3A3A"/>
-                <w:sz w:val="18"/>
-                <w:szCs w:val="18"/>
-              </w:rPr>
-              <w:t>NeoPixel</w:t>
-            </w:r>
-            <w:proofErr w:type="spellEnd"/>
-            <w:r>
-              <w:rPr>
-                <w:rFonts w:ascii="Arial" w:eastAsia="Arial" w:hAnsi="Arial" w:cs="Arial"/>
-                <w:color w:val="3A3A3A"/>
-                <w:sz w:val="18"/>
-                <w:szCs w:val="18"/>
-              </w:rPr>
-              <w:t xml:space="preserve"> ring clones and simplified the firmware for cheaper builds.</w:t>
-            </w:r>
-          </w:p>
-          <w:p>
-            <w:pPr>
-              <w:spacing w:after="30"/>
-            </w:pPr>
-            <w:r>
-              <w:rPr>
-                <w:rFonts w:ascii="Arial" w:eastAsia="Arial" w:hAnsi="Arial" w:cs="Arial"/>
-                <w:color w:val="3A3A3A"/>
-                <w:sz w:val="18"/>
-                <w:szCs w:val="18"/>
-              </w:rPr>
-              <w:t>In 2022, Maestro picked up that firmware and started porting it to the ESP32. What began as a Wi-Fi upgrade became a full rewrite: new hardware, new rendering engine, new web UI, sensor integration, and eventually — a feature that neither Steve nor Mike had any reason to build.</w:t>
+              <w:t xml:space="preserve"> clock on an Arduino Nano with a DS3234 RTC and a laser-cut case. In 2022, Maestro8484 started building from Steve’s design and eventually rewrote everything for the ESP32. What began as a Wi-Fi upgrade became a full rewrite: new hardware, new rendering engine, new web UI, sensor integration, and eventually — a feature Steve’s original had no reason to include.</w:t>
             </w:r>
           </w:p>
           <w:p>
@@ -3167,7 +3113,7 @@
           <w:sz w:val="14"/>
           <w:szCs w:val="14"/>
         </w:rPr>
-        <w:t xml:space="preserve">  v2.1.0  •  Apache 2.0 firmware / CC BY 4.0 hardware  •  Maestro  •  2022–2026</w:t>
+        <w:t xml:space="preserve">  v2.8.0  •  Apache 2.0 firmware / CC BY 4.0 hardware  •  Maestro8484  •  2022–2026</w:t>
       </w:r>
     </w:p>
     <w:sectPr>
